--- a/01_The_Blue_Silence/Manuscript/THE_BLUE_SILENCE_Chapter_31_The_First_Name.docx
+++ b/01_The_Blue_Silence/Manuscript/THE_BLUE_SILENCE_Chapter_31_The_First_Name.docx
@@ -2693,6 +2693,70 @@
       </w:pPr>
       <w:r>
         <w:t>And Harun’s archive still contained eleven references to him because dead men could remain historically important without becoming ghosts.</w:t>
+      </w:r>
+    </w:p>
+    <w:p>
+      <w:pPr>
+        <w:jc w:val="left"/>
+      </w:pPr>
+      <w:r>
+        <w:t>Daniel had not enjoyed the afternoon.</w:t>
+      </w:r>
+    </w:p>
+    <w:p>
+      <w:pPr>
+        <w:jc w:val="left"/>
+      </w:pPr>
+      <w:r>
+        <w:t>“We have a man who looks like a dead man,” he said, “standing beside a car that looks like his car. In a photograph that looks like 1999.”</w:t>
+      </w:r>
+    </w:p>
+    <w:p>
+      <w:pPr>
+        <w:jc w:val="left"/>
+      </w:pPr>
+      <w:r>
+        <w:t>“Yes.”</w:t>
+      </w:r>
+    </w:p>
+    <w:p>
+      <w:pPr>
+        <w:jc w:val="left"/>
+      </w:pPr>
+      <w:r>
+        <w:t>“That is four looks-likes.”</w:t>
+      </w:r>
+    </w:p>
+    <w:p>
+      <w:pPr>
+        <w:jc w:val="left"/>
+      </w:pPr>
+      <w:r>
+        <w:t>“Yes.”</w:t>
+      </w:r>
+    </w:p>
+    <w:p>
+      <w:pPr>
+        <w:jc w:val="left"/>
+      </w:pPr>
+      <w:r>
+        <w:t>“I could build a very convincing board out of four looks-likes.”</w:t>
+      </w:r>
+    </w:p>
+    <w:p>
+      <w:pPr>
+        <w:jc w:val="left"/>
+      </w:pPr>
+      <w:r>
+        <w:t>“So could the people who want us to.”</w:t>
+      </w:r>
+    </w:p>
+    <w:p>
+      <w:pPr>
+        <w:jc w:val="left"/>
+      </w:pPr>
+      <w:r>
+        <w:t>Daniel stared at the screen for a moment longer. Then he reached across and turned the monitor a few degrees away from himself, the way a man turns a photograph face down.</w:t>
       </w:r>
     </w:p>
     <w:p>
